--- a/zht/docx/004.content.docx
+++ b/zht/docx/004.content.docx
@@ -349,18 +349,12 @@
           <w:lang w:val="zh_TW" w:bidi="zh_TW"/>
         </w:rPr>
       </w:r>
-      <w:hyperlink r:id="rId13">
-        <w:r>
-          <w:rPr>
-            <w:lang w:val="zh_TW" w:bidi="zh_TW"/>
-          </w:rPr>
-          <w:rPr>
-            <w:color w:val="0000EE"/>
-            <w:u w:val="single"/>
-          </w:rPr>
-          <w:t>哥林多前書4:18</w:t>
-        </w:r>
-      </w:hyperlink>
+      <w:r>
+        <w:rPr>
+          <w:lang w:val="zh_TW" w:bidi="zh_TW"/>
+        </w:rPr>
+        <w:t>哥林多前書4:18</w:t>
+      </w:r>
     </w:p>
     <w:p>
       <w:pPr>
@@ -373,18 +367,12 @@
           <w:lang w:val="zh_TW" w:bidi="zh_TW"/>
         </w:rPr>
       </w:r>
-      <w:hyperlink r:id="rId14">
-        <w:r>
-          <w:rPr>
-            <w:lang w:val="zh_TW" w:bidi="zh_TW"/>
-          </w:rPr>
-          <w:rPr>
-            <w:color w:val="0000EE"/>
-            <w:u w:val="single"/>
-          </w:rPr>
-          <w:t>彼得後書2:18</w:t>
-        </w:r>
-      </w:hyperlink>
+      <w:r>
+        <w:rPr>
+          <w:lang w:val="zh_TW" w:bidi="zh_TW"/>
+        </w:rPr>
+        <w:t>彼得後書2:18</w:t>
+      </w:r>
     </w:p>
     <w:p>
       <w:pPr>
@@ -397,18 +385,12 @@
           <w:lang w:val="zh_TW" w:bidi="zh_TW"/>
         </w:rPr>
       </w:r>
-      <w:hyperlink r:id="rId15">
-        <w:r>
-          <w:rPr>
-            <w:lang w:val="zh_TW" w:bidi="zh_TW"/>
-          </w:rPr>
-          <w:rPr>
-            <w:color w:val="0000EE"/>
-            <w:u w:val="single"/>
-          </w:rPr>
-          <w:t>以西結書16:49</w:t>
-        </w:r>
-      </w:hyperlink>
+      <w:r>
+        <w:rPr>
+          <w:lang w:val="zh_TW" w:bidi="zh_TW"/>
+        </w:rPr>
+        <w:t>以西結書16:49</w:t>
+      </w:r>
     </w:p>
     <w:p>
       <w:pPr>
@@ -421,18 +403,12 @@
           <w:lang w:val="zh_TW" w:bidi="zh_TW"/>
         </w:rPr>
       </w:r>
-      <w:hyperlink r:id="rId16">
-        <w:r>
-          <w:rPr>
-            <w:lang w:val="zh_TW" w:bidi="zh_TW"/>
-          </w:rPr>
-          <w:rPr>
-            <w:color w:val="0000EE"/>
-            <w:u w:val="single"/>
-          </w:rPr>
-          <w:t>箴言16:5</w:t>
-        </w:r>
-      </w:hyperlink>
+      <w:r>
+        <w:rPr>
+          <w:lang w:val="zh_TW" w:bidi="zh_TW"/>
+        </w:rPr>
+        <w:t>箴言16:5</w:t>
+      </w:r>
     </w:p>
     <w:p>
       <w:pPr>
@@ -445,18 +421,12 @@
           <w:lang w:val="zh_TW" w:bidi="zh_TW"/>
         </w:rPr>
       </w:r>
-      <w:hyperlink r:id="rId17">
-        <w:r>
-          <w:rPr>
-            <w:lang w:val="zh_TW" w:bidi="zh_TW"/>
-          </w:rPr>
-          <w:rPr>
-            <w:color w:val="0000EE"/>
-            <w:u w:val="single"/>
-          </w:rPr>
-          <w:t>詩篇56:1–2</w:t>
-        </w:r>
-      </w:hyperlink>
+      <w:r>
+        <w:rPr>
+          <w:lang w:val="zh_TW" w:bidi="zh_TW"/>
+        </w:rPr>
+        <w:t>詩篇56:1–2</w:t>
+      </w:r>
     </w:p>
     <w:p>
       <w:pPr>
@@ -696,18 +666,12 @@
           <w:lang w:val="zh_TW" w:bidi="zh_TW"/>
         </w:rPr>
       </w:r>
-      <w:hyperlink r:id="rId18">
-        <w:r>
-          <w:rPr>
-            <w:lang w:val="zh_TW" w:bidi="zh_TW"/>
-          </w:rPr>
-          <w:rPr>
-            <w:color w:val="0000EE"/>
-            <w:u w:val="single"/>
-          </w:rPr>
-          <w:t>歌羅西書4:2–4</w:t>
-        </w:r>
-      </w:hyperlink>
+      <w:r>
+        <w:rPr>
+          <w:lang w:val="zh_TW" w:bidi="zh_TW"/>
+        </w:rPr>
+        <w:t>歌羅西書4:2–4</w:t>
+      </w:r>
     </w:p>
     <w:p>
       <w:pPr>
@@ -720,18 +684,12 @@
           <w:lang w:val="zh_TW" w:bidi="zh_TW"/>
         </w:rPr>
       </w:r>
-      <w:hyperlink r:id="rId19">
-        <w:r>
-          <w:rPr>
-            <w:lang w:val="zh_TW" w:bidi="zh_TW"/>
-          </w:rPr>
-          <w:rPr>
-            <w:color w:val="0000EE"/>
-            <w:u w:val="single"/>
-          </w:rPr>
-          <w:t>以弗所書6:19–20</w:t>
-        </w:r>
-      </w:hyperlink>
+      <w:r>
+        <w:rPr>
+          <w:lang w:val="zh_TW" w:bidi="zh_TW"/>
+        </w:rPr>
+        <w:t>以弗所書6:19–20</w:t>
+      </w:r>
     </w:p>
     <w:p>
       <w:pPr>
@@ -744,18 +702,12 @@
           <w:lang w:val="zh_TW" w:bidi="zh_TW"/>
         </w:rPr>
       </w:r>
-      <w:hyperlink r:id="rId20">
-        <w:r>
-          <w:rPr>
-            <w:lang w:val="zh_TW" w:bidi="zh_TW"/>
-          </w:rPr>
-          <w:rPr>
-            <w:color w:val="0000EE"/>
-            <w:u w:val="single"/>
-          </w:rPr>
-          <w:t>路加福音8:9–10</w:t>
-        </w:r>
-      </w:hyperlink>
+      <w:r>
+        <w:rPr>
+          <w:lang w:val="zh_TW" w:bidi="zh_TW"/>
+        </w:rPr>
+        <w:t>路加福音8:9–10</w:t>
+      </w:r>
     </w:p>
     <w:p>
       <w:pPr>
@@ -768,18 +720,12 @@
           <w:lang w:val="zh_TW" w:bidi="zh_TW"/>
         </w:rPr>
       </w:r>
-      <w:hyperlink r:id="rId21">
-        <w:r>
-          <w:rPr>
-            <w:lang w:val="zh_TW" w:bidi="zh_TW"/>
-          </w:rPr>
-          <w:rPr>
-            <w:color w:val="0000EE"/>
-            <w:u w:val="single"/>
-          </w:rPr>
-          <w:t>馬可福音4:10–12</w:t>
-        </w:r>
-      </w:hyperlink>
+      <w:r>
+        <w:rPr>
+          <w:lang w:val="zh_TW" w:bidi="zh_TW"/>
+        </w:rPr>
+        <w:t>馬可福音4:10–12</w:t>
+      </w:r>
     </w:p>
     <w:p>
       <w:pPr>
@@ -792,18 +738,12 @@
           <w:lang w:val="zh_TW" w:bidi="zh_TW"/>
         </w:rPr>
       </w:r>
-      <w:hyperlink r:id="rId22">
-        <w:r>
-          <w:rPr>
-            <w:lang w:val="zh_TW" w:bidi="zh_TW"/>
-          </w:rPr>
-          <w:rPr>
-            <w:color w:val="0000EE"/>
-            <w:u w:val="single"/>
-          </w:rPr>
-          <w:t>馬太福音13:11</w:t>
-        </w:r>
-      </w:hyperlink>
+      <w:r>
+        <w:rPr>
+          <w:lang w:val="zh_TW" w:bidi="zh_TW"/>
+        </w:rPr>
+        <w:t>馬太福音13:11</w:t>
+      </w:r>
     </w:p>
     <w:p>
       <w:pPr>

--- a/zht/docx/004.content.docx
+++ b/zht/docx/004.content.docx
@@ -300,19 +300,7 @@
         <w:rPr>
           <w:lang w:val="zh_TW" w:bidi="zh_TW"/>
         </w:rPr>
-        <w:t>、</w:t>
-      </w:r>
-      <w:r>
-        <w:rPr>
-          <w:lang w:val="zh_TW" w:bidi="zh_TW"/>
-        </w:rPr>
-        <w:t>誇耀</w:t>
-      </w:r>
-      <w:r>
-        <w:rPr>
-          <w:lang w:val="zh_TW" w:bidi="zh_TW"/>
-        </w:rPr>
-        <w:t>、</w:t>
+        <w:t>、誇耀、</w:t>
       </w:r>
       <w:r>
         <w:rPr>
@@ -629,19 +617,7 @@
         <w:rPr>
           <w:lang w:val="zh_TW" w:bidi="zh_TW"/>
         </w:rPr>
-        <w:t>，</w:t>
-      </w:r>
-      <w:r>
-        <w:rPr>
-          <w:lang w:val="zh_TW" w:bidi="zh_TW"/>
-        </w:rPr>
-        <w:t>真實</w:t>
-      </w:r>
-      <w:r>
-        <w:rPr>
-          <w:lang w:val="zh_TW" w:bidi="zh_TW"/>
-        </w:rPr>
-        <w:t>）</w:t>
+        <w:t>，真實）</w:t>
       </w:r>
     </w:p>
     <w:p>
